--- a/src_Set-OutlookSignatures/sample templates/Out-of-Office DOCX/Internal.docx
+++ b/src_Set-OutlookSignatures/sample templates/Out-of-Office DOCX/Internal.docx
@@ -4,23 +4,16 @@
   <w:body>
     <w:p>
       <w:pPr>
-        <w:spacing w:after="0" w:line="240" w:lineRule="auto"/>
-        <w:rPr>
-          <w:rFonts w:ascii="Aptos" w:hAnsi="Aptos"/>
+        <w:rPr>
           <w:lang w:val="en-US"/>
         </w:rPr>
       </w:pPr>
       <w:bookmarkStart w:id="0" w:name="_Hlk141717483"/>
       <w:r>
-        <w:rPr>
-          <w:rFonts w:ascii="Aptos" w:hAnsi="Aptos"/>
-          <w:lang w:val="en-GB"/>
-        </w:rPr>
         <w:t xml:space="preserve">I am currently out of office and </w:t>
       </w:r>
       <w:r>
         <w:rPr>
-          <w:rFonts w:ascii="Aptos" w:hAnsi="Aptos"/>
           <w:lang w:val="en-US"/>
         </w:rPr>
         <w:t>expect to come back on MMMM DD. I will then answer your email as soon as possible.</w:t>
@@ -29,17 +22,12 @@
     <w:bookmarkEnd w:id="0"/>
     <w:p>
       <w:pPr>
-        <w:spacing w:after="0" w:line="240" w:lineRule="auto"/>
-        <w:rPr>
-          <w:rFonts w:ascii="Aptos" w:hAnsi="Aptos"/>
+        <w:rPr>
           <w:lang w:val="en-US"/>
         </w:rPr>
       </w:pPr>
       <w:r>
         <w:rPr>
-          <w:rFonts w:ascii="Aptos" w:hAnsi="Aptos"/>
-          <w:b/>
-          <w:bCs/>
           <w:lang w:val="en-US"/>
         </w:rPr>
         <w:t> </w:t>
@@ -47,52 +35,30 @@
     </w:p>
     <w:p>
       <w:pPr>
-        <w:spacing w:after="0" w:line="240" w:lineRule="auto"/>
-        <w:rPr>
-          <w:rFonts w:ascii="Aptos" w:hAnsi="Aptos"/>
+        <w:rPr>
           <w:lang w:val="en-US"/>
         </w:rPr>
       </w:pPr>
       <w:r>
         <w:rPr>
-          <w:rFonts w:ascii="Aptos" w:hAnsi="Aptos"/>
           <w:lang w:val="en-US"/>
         </w:rPr>
         <w:t xml:space="preserve">For issues of galactical importance which absolutely cannot be postponed, you may want to </w:t>
       </w:r>
       <w:r>
         <w:rPr>
-          <w:rFonts w:ascii="Aptos" w:hAnsi="Aptos"/>
           <w:lang w:val="en-US"/>
         </w:rPr>
         <w:t xml:space="preserve">contact </w:t>
       </w:r>
       <w:r>
         <w:rPr>
-          <w:rFonts w:ascii="Aptos" w:hAnsi="Aptos"/>
-          <w:lang w:val="en-US"/>
-        </w:rPr>
-        <w:t>my manager $</w:t>
-      </w:r>
-      <w:proofErr w:type="spellStart"/>
-      <w:r>
-        <w:rPr>
-          <w:rFonts w:ascii="Aptos" w:hAnsi="Aptos"/>
-          <w:lang w:val="en-US"/>
-        </w:rPr>
-        <w:t>CurrentUserManagerGivenname</w:t>
-      </w:r>
-      <w:proofErr w:type="spellEnd"/>
-      <w:r>
-        <w:rPr>
-          <w:rFonts w:ascii="Aptos" w:hAnsi="Aptos"/>
-          <w:lang w:val="en-US"/>
-        </w:rPr>
-        <w:t xml:space="preserve">$ </w:t>
-      </w:r>
-      <w:r>
-        <w:rPr>
-          <w:rFonts w:ascii="Aptos" w:hAnsi="Aptos"/>
+          <w:lang w:val="en-US"/>
+        </w:rPr>
+        <w:t xml:space="preserve">my manager $CurrentUserManagerGivenname$ </w:t>
+      </w:r>
+      <w:r>
+        <w:rPr>
           <w:caps/>
           <w:lang w:val="en-US"/>
         </w:rPr>
@@ -100,253 +66,166 @@
       </w:r>
       <w:r>
         <w:rPr>
-          <w:rFonts w:ascii="Aptos" w:hAnsi="Aptos"/>
           <w:color w:val="767171" w:themeColor="background2" w:themeShade="80"/>
           <w:lang w:val="en-US"/>
         </w:rPr>
+        <w:t>$CurrentUserManager</w:t>
+      </w:r>
+      <w:r>
+        <w:rPr>
+          <w:color w:val="767171" w:themeColor="background2" w:themeShade="80"/>
+          <w:lang w:val="en-US"/>
+        </w:rPr>
+        <w:t>Salutation</w:t>
+      </w:r>
+      <w:r>
+        <w:rPr>
+          <w:color w:val="767171" w:themeColor="background2" w:themeShade="80"/>
+          <w:lang w:val="en-US"/>
+        </w:rPr>
         <w:t>$</w:t>
       </w:r>
-      <w:proofErr w:type="spellStart"/>
-      <w:r>
-        <w:rPr>
-          <w:rFonts w:ascii="Aptos" w:hAnsi="Aptos"/>
-          <w:color w:val="767171" w:themeColor="background2" w:themeShade="80"/>
-          <w:lang w:val="en-US"/>
-        </w:rPr>
-        <w:t>CurrentUserManager</w:t>
-      </w:r>
-      <w:r>
-        <w:rPr>
-          <w:rFonts w:ascii="Aptos" w:hAnsi="Aptos"/>
-          <w:color w:val="767171" w:themeColor="background2" w:themeShade="80"/>
-          <w:lang w:val="en-US"/>
-        </w:rPr>
-        <w:t>Salutation</w:t>
-      </w:r>
-      <w:proofErr w:type="spellEnd"/>
-      <w:r>
-        <w:rPr>
-          <w:rFonts w:ascii="Aptos" w:hAnsi="Aptos"/>
-          <w:color w:val="767171" w:themeColor="background2" w:themeShade="80"/>
+      <w:r>
+        <w:rPr>
+          <w:lang w:val="en-US"/>
+        </w:rPr>
+        <w:t>, $CurrentUserManagerTitle$.</w:t>
+      </w:r>
+    </w:p>
+    <w:p>
+      <w:pPr>
+        <w:rPr>
+          <w:lang w:val="en-US"/>
+        </w:rPr>
+      </w:pPr>
+      <w:r>
+        <w:rPr>
+          <w:lang w:val="en-US"/>
+        </w:rPr>
+        <w:t> </w:t>
+      </w:r>
+    </w:p>
+    <w:p>
+      <w:pPr>
+        <w:rPr>
+          <w:lang w:val="en-US"/>
+        </w:rPr>
+      </w:pPr>
+      <w:r>
+        <w:rPr>
+          <w:lang w:val="en-US"/>
+        </w:rPr>
+        <w:t>Best regards</w:t>
+      </w:r>
+      <w:r>
+        <w:rPr>
+          <w:lang w:val="en-US"/>
+        </w:rPr>
+        <w:t xml:space="preserve"> </w:t>
+      </w:r>
+      <w:r>
+        <w:rPr>
+          <w:lang w:val="en-US"/>
+        </w:rPr>
+        <w:t>∙</w:t>
+      </w:r>
+      <w:r>
+        <w:rPr>
+          <w:lang w:val="en-US"/>
+        </w:rPr>
+        <w:t xml:space="preserve"> Liebe Grüße</w:t>
+      </w:r>
+    </w:p>
+    <w:p>
+      <w:pPr>
+        <w:rPr>
+          <w:lang w:val="en-US"/>
+        </w:rPr>
+      </w:pPr>
+      <w:r>
+        <w:rPr>
+          <w:lang w:val="en-US"/>
+        </w:rPr>
+        <w:t> </w:t>
+      </w:r>
+    </w:p>
+    <w:p>
+      <w:pPr>
+        <w:rPr>
+          <w:lang w:val="en-US"/>
+        </w:rPr>
+      </w:pPr>
+      <w:r>
+        <w:rPr>
           <w:lang w:val="en-US"/>
         </w:rPr>
         <w:t>$</w:t>
       </w:r>
       <w:r>
         <w:rPr>
-          <w:rFonts w:ascii="Aptos" w:hAnsi="Aptos"/>
-          <w:lang w:val="en-US"/>
-        </w:rPr>
-        <w:t>, $</w:t>
-      </w:r>
-      <w:proofErr w:type="spellStart"/>
-      <w:r>
-        <w:rPr>
-          <w:rFonts w:ascii="Aptos" w:hAnsi="Aptos"/>
-          <w:lang w:val="en-US"/>
-        </w:rPr>
-        <w:t>CurrentUserManagerTitle</w:t>
-      </w:r>
-      <w:proofErr w:type="spellEnd"/>
-      <w:r>
-        <w:rPr>
-          <w:rFonts w:ascii="Aptos" w:hAnsi="Aptos"/>
-          <w:lang w:val="en-US"/>
-        </w:rPr>
-        <w:t>$.</w:t>
+          <w:lang w:val="en-US"/>
+        </w:rPr>
+        <w:t>CurrentMailboxGivenName</w:t>
+      </w:r>
+      <w:r>
+        <w:rPr>
+          <w:lang w:val="en-US"/>
+        </w:rPr>
+        <w:t>$</w:t>
+      </w:r>
+      <w:r>
+        <w:rPr>
+          <w:lang w:val="en-US"/>
+        </w:rPr>
+        <w:t>$CurrentMailbo</w:t>
+      </w:r>
+      <w:r>
+        <w:rPr>
+          <w:lang w:val="en-US"/>
+        </w:rPr>
+        <w:t>xSalutation</w:t>
+      </w:r>
+      <w:r>
+        <w:rPr>
+          <w:lang w:val="en-US"/>
+        </w:rPr>
+        <w:t>$</w:t>
       </w:r>
     </w:p>
     <w:p>
       <w:pPr>
-        <w:spacing w:after="0" w:line="240" w:lineRule="auto"/>
-        <w:rPr>
-          <w:rFonts w:ascii="Aptos" w:hAnsi="Aptos"/>
+        <w:rPr>
           <w:lang w:val="en-US"/>
         </w:rPr>
       </w:pPr>
       <w:r>
         <w:rPr>
-          <w:rFonts w:ascii="Aptos" w:hAnsi="Aptos"/>
-          <w:b/>
-          <w:bCs/>
-          <w:lang w:val="en-US"/>
-        </w:rPr>
-        <w:t> </w:t>
+          <w:lang w:val="en-US"/>
+        </w:rPr>
+        <w:t>  </w:t>
+      </w:r>
+      <w:r>
+        <w:rPr>
+          <w:lang w:val="en-US"/>
+        </w:rPr>
+        <w:t>$</w:t>
+      </w:r>
+      <w:r>
+        <w:rPr>
+          <w:lang w:val="en-US"/>
+        </w:rPr>
+        <w:t>CurrentMailboxTitle</w:t>
+      </w:r>
+      <w:r>
+        <w:rPr>
+          <w:lang w:val="en-US"/>
+        </w:rPr>
+        <w:t>$</w:t>
       </w:r>
     </w:p>
     <w:p>
       <w:pPr>
-        <w:spacing w:after="0" w:line="240" w:lineRule="auto"/>
-        <w:rPr>
-          <w:rFonts w:ascii="Aptos" w:hAnsi="Aptos"/>
-          <w:lang w:val="en-US"/>
-        </w:rPr>
-      </w:pPr>
-      <w:r>
-        <w:rPr>
-          <w:rFonts w:ascii="Aptos" w:hAnsi="Aptos"/>
-          <w:lang w:val="en-US"/>
-        </w:rPr>
-        <w:t>Best regards</w:t>
-      </w:r>
-      <w:r>
-        <w:rPr>
-          <w:rFonts w:ascii="Aptos" w:hAnsi="Aptos"/>
-          <w:lang w:val="en-US"/>
-        </w:rPr>
-        <w:t xml:space="preserve"> </w:t>
-      </w:r>
-      <w:r>
-        <w:rPr>
-          <w:rFonts w:ascii="Aptos" w:hAnsi="Aptos"/>
-          <w:lang w:val="en-US"/>
-        </w:rPr>
-        <w:t>∙</w:t>
-      </w:r>
-      <w:r>
-        <w:rPr>
-          <w:rFonts w:ascii="Aptos" w:hAnsi="Aptos"/>
-          <w:lang w:val="en-US"/>
-        </w:rPr>
-        <w:t xml:space="preserve"> Liebe </w:t>
-      </w:r>
-      <w:proofErr w:type="spellStart"/>
-      <w:r>
-        <w:rPr>
-          <w:rFonts w:ascii="Aptos" w:hAnsi="Aptos"/>
-          <w:lang w:val="en-US"/>
-        </w:rPr>
-        <w:t>Grüße</w:t>
-      </w:r>
-      <w:proofErr w:type="spellEnd"/>
-    </w:p>
-    <w:p>
-      <w:pPr>
-        <w:spacing w:after="0" w:line="240" w:lineRule="auto"/>
-        <w:rPr>
-          <w:rFonts w:ascii="Aptos" w:hAnsi="Aptos"/>
-          <w:lang w:val="en-US"/>
-        </w:rPr>
-      </w:pPr>
-      <w:r>
-        <w:rPr>
-          <w:rFonts w:ascii="Aptos" w:hAnsi="Aptos"/>
-          <w:b/>
-          <w:bCs/>
-          <w:lang w:val="en-US"/>
-        </w:rPr>
-        <w:t> </w:t>
-      </w:r>
-    </w:p>
-    <w:p>
-      <w:pPr>
-        <w:spacing w:after="0" w:line="240" w:lineRule="auto"/>
-        <w:rPr>
-          <w:rFonts w:ascii="Aptos" w:hAnsi="Aptos"/>
-          <w:color w:val="767171" w:themeColor="background2" w:themeShade="80"/>
-          <w:lang w:val="en-US"/>
-        </w:rPr>
-      </w:pPr>
-      <w:r>
-        <w:rPr>
-          <w:rFonts w:ascii="Aptos" w:hAnsi="Aptos"/>
-          <w:lang w:val="en-US"/>
-        </w:rPr>
-        <w:t>$</w:t>
-      </w:r>
-      <w:proofErr w:type="spellStart"/>
-      <w:r>
-        <w:rPr>
-          <w:rFonts w:ascii="Aptos" w:hAnsi="Aptos"/>
-          <w:lang w:val="en-US"/>
-        </w:rPr>
-        <w:t>CurrentMailboxGivenName</w:t>
-      </w:r>
-      <w:proofErr w:type="spellEnd"/>
-      <w:r>
-        <w:rPr>
-          <w:rFonts w:ascii="Aptos" w:hAnsi="Aptos"/>
-          <w:lang w:val="en-US"/>
-        </w:rPr>
-        <w:t>$</w:t>
-      </w:r>
-      <w:r>
-        <w:rPr>
-          <w:rFonts w:ascii="Aptos" w:hAnsi="Aptos"/>
-          <w:color w:val="767171" w:themeColor="background2" w:themeShade="80"/>
-          <w:lang w:val="en-US"/>
-        </w:rPr>
-        <w:t>$</w:t>
-      </w:r>
-      <w:proofErr w:type="spellStart"/>
-      <w:r>
-        <w:rPr>
-          <w:rFonts w:ascii="Aptos" w:hAnsi="Aptos"/>
-          <w:color w:val="767171" w:themeColor="background2" w:themeShade="80"/>
-          <w:lang w:val="en-US"/>
-        </w:rPr>
-        <w:t>CurrentMailbo</w:t>
-      </w:r>
-      <w:r>
-        <w:rPr>
-          <w:rFonts w:ascii="Aptos" w:hAnsi="Aptos"/>
-          <w:color w:val="767171" w:themeColor="background2" w:themeShade="80"/>
-          <w:lang w:val="en-US"/>
-        </w:rPr>
-        <w:t>xSalutation</w:t>
-      </w:r>
-      <w:proofErr w:type="spellEnd"/>
-      <w:r>
-        <w:rPr>
-          <w:rFonts w:ascii="Aptos" w:hAnsi="Aptos"/>
-          <w:color w:val="767171" w:themeColor="background2" w:themeShade="80"/>
-          <w:lang w:val="en-US"/>
-        </w:rPr>
-        <w:t>$</w:t>
-      </w:r>
-    </w:p>
-    <w:p>
-      <w:pPr>
-        <w:spacing w:after="0" w:line="240" w:lineRule="auto"/>
-        <w:rPr>
-          <w:rFonts w:ascii="Aptos" w:hAnsi="Aptos"/>
-          <w:lang w:val="en-US"/>
-        </w:rPr>
-      </w:pPr>
-      <w:r>
-        <w:rPr>
-          <w:rFonts w:ascii="Aptos" w:hAnsi="Aptos"/>
-          <w:lang w:val="en-US"/>
-        </w:rPr>
-        <w:t>  </w:t>
-      </w:r>
-      <w:r>
-        <w:rPr>
-          <w:rFonts w:ascii="Aptos" w:hAnsi="Aptos"/>
-          <w:lang w:val="en-US"/>
-        </w:rPr>
-        <w:t>$</w:t>
-      </w:r>
-      <w:r>
-        <w:rPr>
-          <w:rFonts w:ascii="Aptos" w:hAnsi="Aptos"/>
-          <w:lang w:val="en-US"/>
-        </w:rPr>
-        <w:t>CurrentMailboxTitle</w:t>
-      </w:r>
-      <w:r>
-        <w:rPr>
-          <w:rFonts w:ascii="Aptos" w:hAnsi="Aptos"/>
-          <w:lang w:val="en-US"/>
-        </w:rPr>
-        <w:t>$</w:t>
-      </w:r>
-    </w:p>
-    <w:p>
-      <w:pPr>
-        <w:spacing w:after="0" w:line="240" w:lineRule="auto"/>
-        <w:rPr>
-          <w:rFonts w:ascii="Aptos" w:hAnsi="Aptos"/>
+        <w:rPr>
           <w:lang w:val="en-US"/>
         </w:rPr>
       </w:pPr>
@@ -354,33 +233,13 @@
         <w:r>
           <w:rPr>
             <w:rStyle w:val="Hyperlink"/>
-            <w:rFonts w:ascii="Aptos" w:hAnsi="Aptos"/>
             <w:lang w:val="en-US"/>
           </w:rPr>
-          <w:t>$</w:t>
-        </w:r>
-        <w:proofErr w:type="spellStart"/>
-        <w:r>
-          <w:rPr>
-            <w:rStyle w:val="Hyperlink"/>
-            <w:rFonts w:ascii="Aptos" w:hAnsi="Aptos"/>
-            <w:lang w:val="en-US"/>
-          </w:rPr>
-          <w:t>CurrentMailboxMail</w:t>
-        </w:r>
-        <w:proofErr w:type="spellEnd"/>
-        <w:r>
-          <w:rPr>
-            <w:rStyle w:val="Hyperlink"/>
-            <w:rFonts w:ascii="Aptos" w:hAnsi="Aptos"/>
-            <w:lang w:val="en-US"/>
-          </w:rPr>
-          <w:t>$</w:t>
+          <w:t>$CurrentMailboxMail$</w:t>
         </w:r>
       </w:hyperlink>
       <w:r>
         <w:rPr>
-          <w:rFonts w:ascii="Aptos" w:hAnsi="Aptos"/>
           <w:lang w:val="en-US"/>
         </w:rPr>
         <w:t>  </w:t>
@@ -389,31 +248,10 @@
         <w:r>
           <w:rPr>
             <w:rStyle w:val="Hyperlink"/>
-            <w:rFonts w:ascii="Aptos" w:hAnsi="Aptos"/>
             <w:u w:val="none"/>
             <w:lang w:val="en-US"/>
           </w:rPr>
-          <w:t>$</w:t>
-        </w:r>
-        <w:proofErr w:type="spellStart"/>
-        <w:r>
-          <w:rPr>
-            <w:rStyle w:val="Hyperlink"/>
-            <w:rFonts w:ascii="Aptos" w:hAnsi="Aptos"/>
-            <w:u w:val="none"/>
-            <w:lang w:val="en-US"/>
-          </w:rPr>
-          <w:t>CurrentMailboxTelephone</w:t>
-        </w:r>
-        <w:proofErr w:type="spellEnd"/>
-        <w:r>
-          <w:rPr>
-            <w:rStyle w:val="Hyperlink"/>
-            <w:rFonts w:ascii="Aptos" w:hAnsi="Aptos"/>
-            <w:u w:val="none"/>
-            <w:lang w:val="en-US"/>
-          </w:rPr>
-          <w:t>-International$</w:t>
+          <w:t>$CurrentMailboxTelephone-International$</w:t>
         </w:r>
       </w:hyperlink>
       <w:r>
@@ -425,17 +263,12 @@
     </w:p>
     <w:p>
       <w:pPr>
-        <w:spacing w:after="0" w:line="240" w:lineRule="auto"/>
-        <w:rPr>
-          <w:rFonts w:ascii="Aptos" w:hAnsi="Aptos"/>
+        <w:rPr>
           <w:lang w:val="en-US"/>
         </w:rPr>
       </w:pPr>
       <w:r>
         <w:rPr>
-          <w:rFonts w:ascii="Aptos" w:hAnsi="Aptos"/>
-          <w:b/>
-          <w:bCs/>
           <w:lang w:val="en-US"/>
         </w:rPr>
         <w:t> </w:t>
@@ -455,9 +288,6 @@
 <w:endnotes xmlns:wpc="http://schemas.microsoft.com/office/word/2010/wordprocessingCanvas" xmlns:cx="http://schemas.microsoft.com/office/drawing/2014/chartex" xmlns:cx1="http://schemas.microsoft.com/office/drawing/2015/9/8/chartex" xmlns:cx2="http://schemas.microsoft.com/office/drawing/2015/10/21/chartex" xmlns:cx3="http://schemas.microsoft.com/office/drawing/2016/5/9/chartex" xmlns:cx4="http://schemas.microsoft.com/office/drawing/2016/5/10/chartex" xmlns:cx5="http://schemas.microsoft.com/office/drawing/2016/5/11/chartex" xmlns:cx6="http://schemas.microsoft.com/office/drawing/2016/5/12/chartex" xmlns:cx7="http://schemas.microsoft.com/office/drawing/2016/5/13/chartex" xmlns:cx8="http://schemas.microsoft.com/office/drawing/2016/5/14/chartex" xmlns:mc="http://schemas.openxmlformats.org/markup-compatibility/2006" xmlns:aink="http://schemas.microsoft.com/office/drawing/2016/ink" xmlns:am3d="http://schemas.microsoft.com/office/drawing/2017/model3d" xmlns:o="urn:schemas-microsoft-com:office:office" xmlns:oel="http://schemas.microsoft.com/office/2019/extlst" xmlns:r="http://schemas.openxmlformats.org/officeDocument/2006/relationships" xmlns:m="http://schemas.openxmlformats.org/officeDocument/2006/math" xmlns:v="urn:schemas-microsoft-com:vml" xmlns:wp14="http://schemas.microsoft.com/office/word/2010/wordprocessingDrawing" xmlns:wp="http://schemas.openxmlformats.org/drawingml/2006/wordprocessingDrawing" xmlns:w10="urn:schemas-microsoft-com:office:word" xmlns:w="http://schemas.openxmlformats.org/wordprocessingml/2006/main" xmlns:w14="http://schemas.microsoft.com/office/word/2010/wordml" xmlns:w15="http://schemas.microsoft.com/office/word/2012/wordml" xmlns:w16cex="http://schemas.microsoft.com/office/word/2018/wordml/cex" xmlns:w16cid="http://schemas.microsoft.com/office/word/2016/wordml/cid" xmlns:w16="http://schemas.microsoft.com/office/word/2018/wordml" xmlns:w16du="http://schemas.microsoft.com/office/word/2023/wordml/word16du" xmlns:w16sdtdh="http://schemas.microsoft.com/office/word/2020/wordml/sdtdatahash" xmlns:w16sdtfl="http://schemas.microsoft.com/office/word/2024/wordml/sdtformatlock" xmlns:w16se="http://schemas.microsoft.com/office/word/2015/wordml/symex" xmlns:wpg="http://schemas.microsoft.com/office/word/2010/wordprocessingGroup" xmlns:wpi="http://schemas.microsoft.com/office/word/2010/wordprocessingInk" xmlns:wne="http://schemas.microsoft.com/office/word/2006/wordml" xmlns:wps="http://schemas.microsoft.com/office/word/2010/wordprocessingShape" mc:Ignorable="w14 w15 w16se w16cid w16 w16cex w16sdtdh w16sdtfl w16du wp14">
   <w:endnote w:type="separator" w:id="-1">
     <w:p>
-      <w:pPr>
-        <w:spacing w:after="0" w:line="240" w:lineRule="auto"/>
-      </w:pPr>
       <w:r>
         <w:separator/>
       </w:r>
@@ -465,9 +295,6 @@
   </w:endnote>
   <w:endnote w:type="continuationSeparator" w:id="0">
     <w:p>
-      <w:pPr>
-        <w:spacing w:after="0" w:line="240" w:lineRule="auto"/>
-      </w:pPr>
       <w:r>
         <w:continuationSeparator/>
       </w:r>
@@ -480,9 +307,6 @@
 <w:footnotes xmlns:wpc="http://schemas.microsoft.com/office/word/2010/wordprocessingCanvas" xmlns:cx="http://schemas.microsoft.com/office/drawing/2014/chartex" xmlns:cx1="http://schemas.microsoft.com/office/drawing/2015/9/8/chartex" xmlns:cx2="http://schemas.microsoft.com/office/drawing/2015/10/21/chartex" xmlns:cx3="http://schemas.microsoft.com/office/drawing/2016/5/9/chartex" xmlns:cx4="http://schemas.microsoft.com/office/drawing/2016/5/10/chartex" xmlns:cx5="http://schemas.microsoft.com/office/drawing/2016/5/11/chartex" xmlns:cx6="http://schemas.microsoft.com/office/drawing/2016/5/12/chartex" xmlns:cx7="http://schemas.microsoft.com/office/drawing/2016/5/13/chartex" xmlns:cx8="http://schemas.microsoft.com/office/drawing/2016/5/14/chartex" xmlns:mc="http://schemas.openxmlformats.org/markup-compatibility/2006" xmlns:aink="http://schemas.microsoft.com/office/drawing/2016/ink" xmlns:am3d="http://schemas.microsoft.com/office/drawing/2017/model3d" xmlns:o="urn:schemas-microsoft-com:office:office" xmlns:oel="http://schemas.microsoft.com/office/2019/extlst" xmlns:r="http://schemas.openxmlformats.org/officeDocument/2006/relationships" xmlns:m="http://schemas.openxmlformats.org/officeDocument/2006/math" xmlns:v="urn:schemas-microsoft-com:vml" xmlns:wp14="http://schemas.microsoft.com/office/word/2010/wordprocessingDrawing" xmlns:wp="http://schemas.openxmlformats.org/drawingml/2006/wordprocessingDrawing" xmlns:w10="urn:schemas-microsoft-com:office:word" xmlns:w="http://schemas.openxmlformats.org/wordprocessingml/2006/main" xmlns:w14="http://schemas.microsoft.com/office/word/2010/wordml" xmlns:w15="http://schemas.microsoft.com/office/word/2012/wordml" xmlns:w16cex="http://schemas.microsoft.com/office/word/2018/wordml/cex" xmlns:w16cid="http://schemas.microsoft.com/office/word/2016/wordml/cid" xmlns:w16="http://schemas.microsoft.com/office/word/2018/wordml" xmlns:w16du="http://schemas.microsoft.com/office/word/2023/wordml/word16du" xmlns:w16sdtdh="http://schemas.microsoft.com/office/word/2020/wordml/sdtdatahash" xmlns:w16sdtfl="http://schemas.microsoft.com/office/word/2024/wordml/sdtformatlock" xmlns:w16se="http://schemas.microsoft.com/office/word/2015/wordml/symex" xmlns:wpg="http://schemas.microsoft.com/office/word/2010/wordprocessingGroup" xmlns:wpi="http://schemas.microsoft.com/office/word/2010/wordprocessingInk" xmlns:wne="http://schemas.microsoft.com/office/word/2006/wordml" xmlns:wps="http://schemas.microsoft.com/office/word/2010/wordprocessingShape" mc:Ignorable="w14 w15 w16se w16cid w16 w16cex w16sdtdh w16sdtfl w16du wp14">
   <w:footnote w:type="separator" w:id="-1">
     <w:p>
-      <w:pPr>
-        <w:spacing w:after="0" w:line="240" w:lineRule="auto"/>
-      </w:pPr>
       <w:r>
         <w:separator/>
       </w:r>
@@ -490,9 +314,6 @@
   </w:footnote>
   <w:footnote w:type="continuationSeparator" w:id="0">
     <w:p>
-      <w:pPr>
-        <w:spacing w:after="0" w:line="240" w:lineRule="auto"/>
-      </w:pPr>
       <w:r>
         <w:continuationSeparator/>
       </w:r>
@@ -890,25 +711,24 @@
     <w:lsdException w:name="Unresolved Mention" w:semiHidden="1" w:unhideWhenUsed="1"/>
     <w:lsdException w:name="Smart Link" w:semiHidden="1" w:unhideWhenUsed="1"/>
   </w:latentStyles>
-  <w:style w:type="paragraph" w:default="1" w:styleId="Normal">
+  <w:style w:type="paragraph" w:default="1" w:styleId="Standard">
     <w:name w:val="Normal"/>
     <w:qFormat/>
-    <w:pPr>
-      <w:spacing w:after="200" w:line="276" w:lineRule="auto"/>
-    </w:pPr>
+    <w:rsid w:val="00785398"/>
     <w:rPr>
-      <w:rFonts w:ascii="Calibri" w:eastAsiaTheme="minorEastAsia" w:hAnsi="Calibri" w:cs="Calibri"/>
+      <w:rFonts w:ascii="Aptos" w:eastAsiaTheme="minorEastAsia" w:hAnsi="Aptos" w:cs="Calibri"/>
       <w:sz w:val="24"/>
       <w:szCs w:val="24"/>
+      <w:lang w:val="en-GB"/>
     </w:rPr>
   </w:style>
-  <w:style w:type="character" w:default="1" w:styleId="DefaultParagraphFont">
+  <w:style w:type="character" w:default="1" w:styleId="Absatz-Standardschriftart">
     <w:name w:val="Default Paragraph Font"/>
     <w:uiPriority w:val="1"/>
     <w:semiHidden/>
     <w:unhideWhenUsed/>
   </w:style>
-  <w:style w:type="table" w:default="1" w:styleId="TableNormal">
+  <w:style w:type="table" w:default="1" w:styleId="NormaleTabelle">
     <w:name w:val="Normal Table"/>
     <w:uiPriority w:val="99"/>
     <w:semiHidden/>
@@ -923,7 +743,7 @@
       </w:tblCellMar>
     </w:tblPr>
   </w:style>
-  <w:style w:type="numbering" w:default="1" w:styleId="NoList">
+  <w:style w:type="numbering" w:default="1" w:styleId="KeineListe">
     <w:name w:val="No List"/>
     <w:uiPriority w:val="99"/>
     <w:semiHidden/>
@@ -931,7 +751,7 @@
   </w:style>
   <w:style w:type="character" w:styleId="Hyperlink">
     <w:name w:val="Hyperlink"/>
-    <w:basedOn w:val="DefaultParagraphFont"/>
+    <w:basedOn w:val="Absatz-Standardschriftart"/>
     <w:uiPriority w:val="99"/>
     <w:unhideWhenUsed/>
     <w:rPr>
@@ -939,9 +759,9 @@
       <w:u w:val="single"/>
     </w:rPr>
   </w:style>
-  <w:style w:type="character" w:styleId="FollowedHyperlink">
+  <w:style w:type="character" w:styleId="BesuchterLink">
     <w:name w:val="FollowedHyperlink"/>
-    <w:basedOn w:val="DefaultParagraphFont"/>
+    <w:basedOn w:val="Absatz-Standardschriftart"/>
     <w:uiPriority w:val="99"/>
     <w:semiHidden/>
     <w:unhideWhenUsed/>
@@ -952,9 +772,9 @@
   </w:style>
   <w:style w:type="paragraph" w:customStyle="1" w:styleId="msonormal0">
     <w:name w:val="msonormal"/>
-    <w:basedOn w:val="Normal"/>
+    <w:basedOn w:val="Standard"/>
     <w:pPr>
-      <w:spacing w:before="100" w:beforeAutospacing="1" w:after="100" w:afterAutospacing="1" w:line="240" w:lineRule="auto"/>
+      <w:spacing w:before="100" w:beforeAutospacing="1" w:after="100" w:afterAutospacing="1"/>
     </w:pPr>
     <w:rPr>
       <w:rFonts w:ascii="Times New Roman" w:hAnsi="Times New Roman" w:cs="Times New Roman"/>
@@ -962,7 +782,7 @@
   </w:style>
   <w:style w:type="paragraph" w:customStyle="1" w:styleId="msopapdefault">
     <w:name w:val="msopapdefault"/>
-    <w:basedOn w:val="Normal"/>
+    <w:basedOn w:val="Standard"/>
     <w:pPr>
       <w:spacing w:before="100" w:beforeAutospacing="1" w:after="160" w:line="252" w:lineRule="auto"/>
     </w:pPr>
@@ -972,9 +792,9 @@
   </w:style>
   <w:style w:type="paragraph" w:customStyle="1" w:styleId="msochpdefault">
     <w:name w:val="msochpdefault"/>
-    <w:basedOn w:val="Normal"/>
+    <w:basedOn w:val="Standard"/>
     <w:pPr>
-      <w:spacing w:before="100" w:beforeAutospacing="1" w:after="100" w:afterAutospacing="1" w:line="240" w:lineRule="auto"/>
+      <w:spacing w:before="100" w:beforeAutospacing="1" w:after="100" w:afterAutospacing="1"/>
     </w:pPr>
     <w:rPr>
       <w:rFonts w:ascii="Times New Roman" w:hAnsi="Times New Roman" w:cs="Times New Roman"/>
@@ -982,10 +802,10 @@
       <w:szCs w:val="20"/>
     </w:rPr>
   </w:style>
-  <w:style w:type="paragraph" w:styleId="Header">
+  <w:style w:type="paragraph" w:styleId="Kopfzeile">
     <w:name w:val="header"/>
-    <w:basedOn w:val="Normal"/>
-    <w:link w:val="HeaderChar"/>
+    <w:basedOn w:val="Standard"/>
+    <w:link w:val="KopfzeileZchn"/>
     <w:uiPriority w:val="99"/>
     <w:unhideWhenUsed/>
     <w:rsid w:val="00915564"/>
@@ -994,13 +814,12 @@
         <w:tab w:val="center" w:pos="4536"/>
         <w:tab w:val="right" w:pos="9072"/>
       </w:tabs>
-      <w:spacing w:after="0" w:line="240" w:lineRule="auto"/>
     </w:pPr>
   </w:style>
-  <w:style w:type="character" w:customStyle="1" w:styleId="HeaderChar">
-    <w:name w:val="Header Char"/>
-    <w:basedOn w:val="DefaultParagraphFont"/>
-    <w:link w:val="Header"/>
+  <w:style w:type="character" w:customStyle="1" w:styleId="KopfzeileZchn">
+    <w:name w:val="Kopfzeile Zchn"/>
+    <w:basedOn w:val="Absatz-Standardschriftart"/>
+    <w:link w:val="Kopfzeile"/>
     <w:uiPriority w:val="99"/>
     <w:rsid w:val="00915564"/>
     <w:rPr>
@@ -1009,10 +828,10 @@
       <w:szCs w:val="24"/>
     </w:rPr>
   </w:style>
-  <w:style w:type="paragraph" w:styleId="Footer">
+  <w:style w:type="paragraph" w:styleId="Fuzeile">
     <w:name w:val="footer"/>
-    <w:basedOn w:val="Normal"/>
-    <w:link w:val="FooterChar"/>
+    <w:basedOn w:val="Standard"/>
+    <w:link w:val="FuzeileZchn"/>
     <w:uiPriority w:val="99"/>
     <w:unhideWhenUsed/>
     <w:rsid w:val="00915564"/>
@@ -1021,13 +840,12 @@
         <w:tab w:val="center" w:pos="4536"/>
         <w:tab w:val="right" w:pos="9072"/>
       </w:tabs>
-      <w:spacing w:after="0" w:line="240" w:lineRule="auto"/>
     </w:pPr>
   </w:style>
-  <w:style w:type="character" w:customStyle="1" w:styleId="FooterChar">
-    <w:name w:val="Footer Char"/>
-    <w:basedOn w:val="DefaultParagraphFont"/>
-    <w:link w:val="Footer"/>
+  <w:style w:type="character" w:customStyle="1" w:styleId="FuzeileZchn">
+    <w:name w:val="Fußzeile Zchn"/>
+    <w:basedOn w:val="Absatz-Standardschriftart"/>
+    <w:link w:val="Fuzeile"/>
     <w:uiPriority w:val="99"/>
     <w:rsid w:val="00915564"/>
     <w:rPr>
@@ -1036,9 +854,9 @@
       <w:szCs w:val="24"/>
     </w:rPr>
   </w:style>
-  <w:style w:type="character" w:styleId="UnresolvedMention">
+  <w:style w:type="character" w:styleId="NichtaufgelsteErwhnung">
     <w:name w:val="Unresolved Mention"/>
-    <w:basedOn w:val="DefaultParagraphFont"/>
+    <w:basedOn w:val="Absatz-Standardschriftart"/>
     <w:uiPriority w:val="99"/>
     <w:semiHidden/>
     <w:unhideWhenUsed/>
